--- a/Insurance_Workflow_STP.docx
+++ b/Insurance_Workflow_STP.docx
@@ -43,7 +43,7 @@
           <w:b w:val="0"/>
           <w:sz w:val="22"/>
         </w:rPr>
-        <w:t>Team 07 | Version 1.0 | 12 October 2026</w:t>
+        <w:t>Team 07 | Version 1.1 | 12 October 2026</w:t>
       </w:r>
     </w:p>
     <w:p>
@@ -696,7 +696,7 @@
           <w:b w:val="0"/>
           <w:sz w:val="22"/>
         </w:rPr>
-        <w:t>Cover browser/API behavior, database consistency, document scanning and verification, assignment, human decisions, notifications, audit access and recovery. SRS v1.0 and SAD v1.0 are provisional baselines pending stakeholder sign-off. No application source or executable build was available when this plan was prepared.</w:t>
+        <w:t>Cover browser/API behavior, database consistency, document scanning and verification, assignment, human decisions, notifications, audit access and recovery. SRS v1.1 and SAD v1.1 are provisional baselines pending stakeholder sign-off. No application source or executable build was available when this plan was prepared.</w:t>
       </w:r>
     </w:p>
     <w:p>
@@ -4213,9 +4213,10 @@
         <w:tblLook w:firstColumn="1" w:firstRow="1" w:lastColumn="0" w:lastRow="0" w:noHBand="0" w:noVBand="1" w:val="04A0"/>
       </w:tblPr>
       <w:tblGrid>
-        <w:gridCol w:w="1872"/>
-        <w:gridCol w:w="5040"/>
         <w:gridCol w:w="1728"/>
+        <w:gridCol w:w="1512"/>
+        <w:gridCol w:w="4032"/>
+        <w:gridCol w:w="1368"/>
       </w:tblGrid>
       <w:tr>
         <w:trPr>
@@ -4224,7 +4225,7 @@
         </w:trPr>
         <w:tc>
           <w:tcPr>
-            <w:tcW w:type="dxa" w:w="1872"/>
+            <w:tcW w:type="dxa" w:w="1728"/>
             <w:vAlign w:val="center"/>
             <w:tcMar>
               <w:top w:w="85" w:type="dxa"/>
@@ -4257,7 +4258,7 @@
         </w:tc>
         <w:tc>
           <w:tcPr>
-            <w:tcW w:type="dxa" w:w="5040"/>
+            <w:tcW w:type="dxa" w:w="1512"/>
             <w:vAlign w:val="center"/>
             <w:tcMar>
               <w:top w:w="85" w:type="dxa"/>
@@ -4284,13 +4285,13 @@
                 <w:color w:val="000000"/>
                 <w:sz w:val="20"/>
               </w:rPr>
-              <w:t>Test cases</w:t>
-            </w:r>
-          </w:p>
-        </w:tc>
-        <w:tc>
-          <w:tcPr>
-            <w:tcW w:type="dxa" w:w="1728"/>
+              <w:t>Component</w:t>
+            </w:r>
+          </w:p>
+        </w:tc>
+        <w:tc>
+          <w:tcPr>
+            <w:tcW w:type="dxa" w:w="4032"/>
             <w:vAlign w:val="center"/>
             <w:tcMar>
               <w:top w:w="85" w:type="dxa"/>
@@ -4317,7 +4318,40 @@
                 <w:color w:val="000000"/>
                 <w:sz w:val="20"/>
               </w:rPr>
-              <w:t>Execution status</w:t>
+              <w:t>Planned tests</w:t>
+            </w:r>
+          </w:p>
+        </w:tc>
+        <w:tc>
+          <w:tcPr>
+            <w:tcW w:type="dxa" w:w="1368"/>
+            <w:vAlign w:val="center"/>
+            <w:tcMar>
+              <w:top w:w="85" w:type="dxa"/>
+              <w:left w:w="85" w:type="dxa"/>
+              <w:bottom w:w="85" w:type="dxa"/>
+              <w:right w:w="85" w:type="dxa"/>
+            </w:tcMar>
+            <w:tcBorders>
+              <w:top w:val="single" w:sz="4" w:color="D9D9D9"/>
+              <w:left w:val="single" w:sz="4" w:color="D9D9D9"/>
+              <w:bottom w:val="single" w:sz="4" w:color="D9D9D9"/>
+              <w:right w:val="single" w:sz="4" w:color="D9D9D9"/>
+            </w:tcBorders>
+            <w:shd w:fill="E3EBF2"/>
+          </w:tcPr>
+          <w:p>
+            <w:pPr>
+              <w:spacing w:after="40" w:before="40" w:line="240" w:lineRule="auto"/>
+            </w:pPr>
+            <w:r>
+              <w:rPr>
+                <w:rFonts w:ascii="Calibri" w:hAnsi="Calibri"/>
+                <w:b/>
+                <w:color w:val="000000"/>
+                <w:sz w:val="20"/>
+              </w:rPr>
+              <w:t>Status</w:t>
             </w:r>
           </w:p>
         </w:tc>
@@ -4328,7 +4362,7 @@
         </w:trPr>
         <w:tc>
           <w:tcPr>
-            <w:tcW w:type="dxa" w:w="1872"/>
+            <w:tcW w:type="dxa" w:w="1728"/>
             <w:vAlign w:val="center"/>
             <w:tcMar>
               <w:top w:w="85" w:type="dxa"/>
@@ -4360,7 +4394,39 @@
         </w:tc>
         <w:tc>
           <w:tcPr>
-            <w:tcW w:type="dxa" w:w="5040"/>
+            <w:tcW w:type="dxa" w:w="1512"/>
+            <w:vAlign w:val="center"/>
+            <w:tcMar>
+              <w:top w:w="85" w:type="dxa"/>
+              <w:left w:w="85" w:type="dxa"/>
+              <w:bottom w:w="85" w:type="dxa"/>
+              <w:right w:w="85" w:type="dxa"/>
+            </w:tcMar>
+            <w:tcBorders>
+              <w:top w:val="single" w:sz="4" w:color="D9D9D9"/>
+              <w:left w:val="single" w:sz="4" w:color="D9D9D9"/>
+              <w:bottom w:val="single" w:sz="4" w:color="D9D9D9"/>
+              <w:right w:val="single" w:sz="4" w:color="D9D9D9"/>
+            </w:tcBorders>
+          </w:tcPr>
+          <w:p>
+            <w:pPr>
+              <w:spacing w:after="40" w:before="40" w:line="240" w:lineRule="auto"/>
+            </w:pPr>
+            <w:r>
+              <w:rPr>
+                <w:rFonts w:ascii="Calibri" w:hAnsi="Calibri"/>
+                <w:b w:val="0"/>
+                <w:color w:val="000000"/>
+                <w:sz w:val="20"/>
+              </w:rPr>
+              <w:t>C02</w:t>
+            </w:r>
+          </w:p>
+        </w:tc>
+        <w:tc>
+          <w:tcPr>
+            <w:tcW w:type="dxa" w:w="4032"/>
             <w:vAlign w:val="center"/>
             <w:tcMar>
               <w:top w:w="85" w:type="dxa"/>
@@ -4392,7 +4458,7 @@
         </w:tc>
         <w:tc>
           <w:tcPr>
-            <w:tcW w:type="dxa" w:w="1728"/>
+            <w:tcW w:type="dxa" w:w="1368"/>
             <w:vAlign w:val="center"/>
             <w:tcMar>
               <w:top w:w="85" w:type="dxa"/>
@@ -4429,7 +4495,7 @@
         </w:trPr>
         <w:tc>
           <w:tcPr>
-            <w:tcW w:type="dxa" w:w="1872"/>
+            <w:tcW w:type="dxa" w:w="1728"/>
             <w:vAlign w:val="center"/>
             <w:tcMar>
               <w:top w:w="85" w:type="dxa"/>
@@ -4461,7 +4527,39 @@
         </w:tc>
         <w:tc>
           <w:tcPr>
-            <w:tcW w:type="dxa" w:w="5040"/>
+            <w:tcW w:type="dxa" w:w="1512"/>
+            <w:vAlign w:val="center"/>
+            <w:tcMar>
+              <w:top w:w="85" w:type="dxa"/>
+              <w:left w:w="85" w:type="dxa"/>
+              <w:bottom w:w="85" w:type="dxa"/>
+              <w:right w:w="85" w:type="dxa"/>
+            </w:tcMar>
+            <w:tcBorders>
+              <w:top w:val="single" w:sz="4" w:color="D9D9D9"/>
+              <w:left w:val="single" w:sz="4" w:color="D9D9D9"/>
+              <w:bottom w:val="single" w:sz="4" w:color="D9D9D9"/>
+              <w:right w:val="single" w:sz="4" w:color="D9D9D9"/>
+            </w:tcBorders>
+          </w:tcPr>
+          <w:p>
+            <w:pPr>
+              <w:spacing w:after="40" w:before="40" w:line="240" w:lineRule="auto"/>
+            </w:pPr>
+            <w:r>
+              <w:rPr>
+                <w:rFonts w:ascii="Calibri" w:hAnsi="Calibri"/>
+                <w:b w:val="0"/>
+                <w:color w:val="000000"/>
+                <w:sz w:val="20"/>
+              </w:rPr>
+              <w:t>C03</w:t>
+            </w:r>
+          </w:p>
+        </w:tc>
+        <w:tc>
+          <w:tcPr>
+            <w:tcW w:type="dxa" w:w="4032"/>
             <w:vAlign w:val="center"/>
             <w:tcMar>
               <w:top w:w="85" w:type="dxa"/>
@@ -4493,7 +4591,7 @@
         </w:tc>
         <w:tc>
           <w:tcPr>
-            <w:tcW w:type="dxa" w:w="1728"/>
+            <w:tcW w:type="dxa" w:w="1368"/>
             <w:vAlign w:val="center"/>
             <w:tcMar>
               <w:top w:w="85" w:type="dxa"/>
@@ -4530,7 +4628,7 @@
         </w:trPr>
         <w:tc>
           <w:tcPr>
-            <w:tcW w:type="dxa" w:w="1872"/>
+            <w:tcW w:type="dxa" w:w="1728"/>
             <w:vAlign w:val="center"/>
             <w:tcMar>
               <w:top w:w="85" w:type="dxa"/>
@@ -4562,7 +4660,39 @@
         </w:tc>
         <w:tc>
           <w:tcPr>
-            <w:tcW w:type="dxa" w:w="5040"/>
+            <w:tcW w:type="dxa" w:w="1512"/>
+            <w:vAlign w:val="center"/>
+            <w:tcMar>
+              <w:top w:w="85" w:type="dxa"/>
+              <w:left w:w="85" w:type="dxa"/>
+              <w:bottom w:w="85" w:type="dxa"/>
+              <w:right w:w="85" w:type="dxa"/>
+            </w:tcMar>
+            <w:tcBorders>
+              <w:top w:val="single" w:sz="4" w:color="D9D9D9"/>
+              <w:left w:val="single" w:sz="4" w:color="D9D9D9"/>
+              <w:bottom w:val="single" w:sz="4" w:color="D9D9D9"/>
+              <w:right w:val="single" w:sz="4" w:color="D9D9D9"/>
+            </w:tcBorders>
+          </w:tcPr>
+          <w:p>
+            <w:pPr>
+              <w:spacing w:after="40" w:before="40" w:line="240" w:lineRule="auto"/>
+            </w:pPr>
+            <w:r>
+              <w:rPr>
+                <w:rFonts w:ascii="Calibri" w:hAnsi="Calibri"/>
+                <w:b w:val="0"/>
+                <w:color w:val="000000"/>
+                <w:sz w:val="20"/>
+              </w:rPr>
+              <w:t>C03</w:t>
+            </w:r>
+          </w:p>
+        </w:tc>
+        <w:tc>
+          <w:tcPr>
+            <w:tcW w:type="dxa" w:w="4032"/>
             <w:vAlign w:val="center"/>
             <w:tcMar>
               <w:top w:w="85" w:type="dxa"/>
@@ -4594,7 +4724,7 @@
         </w:tc>
         <w:tc>
           <w:tcPr>
-            <w:tcW w:type="dxa" w:w="1728"/>
+            <w:tcW w:type="dxa" w:w="1368"/>
             <w:vAlign w:val="center"/>
             <w:tcMar>
               <w:top w:w="85" w:type="dxa"/>
@@ -4631,7 +4761,7 @@
         </w:trPr>
         <w:tc>
           <w:tcPr>
-            <w:tcW w:type="dxa" w:w="1872"/>
+            <w:tcW w:type="dxa" w:w="1728"/>
             <w:vAlign w:val="center"/>
             <w:tcMar>
               <w:top w:w="85" w:type="dxa"/>
@@ -4663,7 +4793,39 @@
         </w:tc>
         <w:tc>
           <w:tcPr>
-            <w:tcW w:type="dxa" w:w="5040"/>
+            <w:tcW w:type="dxa" w:w="1512"/>
+            <w:vAlign w:val="center"/>
+            <w:tcMar>
+              <w:top w:w="85" w:type="dxa"/>
+              <w:left w:w="85" w:type="dxa"/>
+              <w:bottom w:w="85" w:type="dxa"/>
+              <w:right w:w="85" w:type="dxa"/>
+            </w:tcMar>
+            <w:tcBorders>
+              <w:top w:val="single" w:sz="4" w:color="D9D9D9"/>
+              <w:left w:val="single" w:sz="4" w:color="D9D9D9"/>
+              <w:bottom w:val="single" w:sz="4" w:color="D9D9D9"/>
+              <w:right w:val="single" w:sz="4" w:color="D9D9D9"/>
+            </w:tcBorders>
+          </w:tcPr>
+          <w:p>
+            <w:pPr>
+              <w:spacing w:after="40" w:before="40" w:line="240" w:lineRule="auto"/>
+            </w:pPr>
+            <w:r>
+              <w:rPr>
+                <w:rFonts w:ascii="Calibri" w:hAnsi="Calibri"/>
+                <w:b w:val="0"/>
+                <w:color w:val="000000"/>
+                <w:sz w:val="20"/>
+              </w:rPr>
+              <w:t>C05</w:t>
+            </w:r>
+          </w:p>
+        </w:tc>
+        <w:tc>
+          <w:tcPr>
+            <w:tcW w:type="dxa" w:w="4032"/>
             <w:vAlign w:val="center"/>
             <w:tcMar>
               <w:top w:w="85" w:type="dxa"/>
@@ -4695,7 +4857,7 @@
         </w:tc>
         <w:tc>
           <w:tcPr>
-            <w:tcW w:type="dxa" w:w="1728"/>
+            <w:tcW w:type="dxa" w:w="1368"/>
             <w:vAlign w:val="center"/>
             <w:tcMar>
               <w:top w:w="85" w:type="dxa"/>
@@ -4732,7 +4894,7 @@
         </w:trPr>
         <w:tc>
           <w:tcPr>
-            <w:tcW w:type="dxa" w:w="1872"/>
+            <w:tcW w:type="dxa" w:w="1728"/>
             <w:vAlign w:val="center"/>
             <w:tcMar>
               <w:top w:w="85" w:type="dxa"/>
@@ -4764,7 +4926,39 @@
         </w:tc>
         <w:tc>
           <w:tcPr>
-            <w:tcW w:type="dxa" w:w="5040"/>
+            <w:tcW w:type="dxa" w:w="1512"/>
+            <w:vAlign w:val="center"/>
+            <w:tcMar>
+              <w:top w:w="85" w:type="dxa"/>
+              <w:left w:w="85" w:type="dxa"/>
+              <w:bottom w:w="85" w:type="dxa"/>
+              <w:right w:w="85" w:type="dxa"/>
+            </w:tcMar>
+            <w:tcBorders>
+              <w:top w:val="single" w:sz="4" w:color="D9D9D9"/>
+              <w:left w:val="single" w:sz="4" w:color="D9D9D9"/>
+              <w:bottom w:val="single" w:sz="4" w:color="D9D9D9"/>
+              <w:right w:val="single" w:sz="4" w:color="D9D9D9"/>
+            </w:tcBorders>
+          </w:tcPr>
+          <w:p>
+            <w:pPr>
+              <w:spacing w:after="40" w:before="40" w:line="240" w:lineRule="auto"/>
+            </w:pPr>
+            <w:r>
+              <w:rPr>
+                <w:rFonts w:ascii="Calibri" w:hAnsi="Calibri"/>
+                <w:b w:val="0"/>
+                <w:color w:val="000000"/>
+                <w:sz w:val="20"/>
+              </w:rPr>
+              <w:t>C05</w:t>
+            </w:r>
+          </w:p>
+        </w:tc>
+        <w:tc>
+          <w:tcPr>
+            <w:tcW w:type="dxa" w:w="4032"/>
             <w:vAlign w:val="center"/>
             <w:tcMar>
               <w:top w:w="85" w:type="dxa"/>
@@ -4796,7 +4990,7 @@
         </w:tc>
         <w:tc>
           <w:tcPr>
-            <w:tcW w:type="dxa" w:w="1728"/>
+            <w:tcW w:type="dxa" w:w="1368"/>
             <w:vAlign w:val="center"/>
             <w:tcMar>
               <w:top w:w="85" w:type="dxa"/>
@@ -4833,7 +5027,7 @@
         </w:trPr>
         <w:tc>
           <w:tcPr>
-            <w:tcW w:type="dxa" w:w="1872"/>
+            <w:tcW w:type="dxa" w:w="1728"/>
             <w:vAlign w:val="center"/>
             <w:tcMar>
               <w:top w:w="85" w:type="dxa"/>
@@ -4865,7 +5059,39 @@
         </w:tc>
         <w:tc>
           <w:tcPr>
-            <w:tcW w:type="dxa" w:w="5040"/>
+            <w:tcW w:type="dxa" w:w="1512"/>
+            <w:vAlign w:val="center"/>
+            <w:tcMar>
+              <w:top w:w="85" w:type="dxa"/>
+              <w:left w:w="85" w:type="dxa"/>
+              <w:bottom w:w="85" w:type="dxa"/>
+              <w:right w:w="85" w:type="dxa"/>
+            </w:tcMar>
+            <w:tcBorders>
+              <w:top w:val="single" w:sz="4" w:color="D9D9D9"/>
+              <w:left w:val="single" w:sz="4" w:color="D9D9D9"/>
+              <w:bottom w:val="single" w:sz="4" w:color="D9D9D9"/>
+              <w:right w:val="single" w:sz="4" w:color="D9D9D9"/>
+            </w:tcBorders>
+          </w:tcPr>
+          <w:p>
+            <w:pPr>
+              <w:spacing w:after="40" w:before="40" w:line="240" w:lineRule="auto"/>
+            </w:pPr>
+            <w:r>
+              <w:rPr>
+                <w:rFonts w:ascii="Calibri" w:hAnsi="Calibri"/>
+                <w:b w:val="0"/>
+                <w:color w:val="000000"/>
+                <w:sz w:val="20"/>
+              </w:rPr>
+              <w:t>C03/C04</w:t>
+            </w:r>
+          </w:p>
+        </w:tc>
+        <w:tc>
+          <w:tcPr>
+            <w:tcW w:type="dxa" w:w="4032"/>
             <w:vAlign w:val="center"/>
             <w:tcMar>
               <w:top w:w="85" w:type="dxa"/>
@@ -4897,7 +5123,7 @@
         </w:tc>
         <w:tc>
           <w:tcPr>
-            <w:tcW w:type="dxa" w:w="1728"/>
+            <w:tcW w:type="dxa" w:w="1368"/>
             <w:vAlign w:val="center"/>
             <w:tcMar>
               <w:top w:w="85" w:type="dxa"/>
@@ -4934,7 +5160,7 @@
         </w:trPr>
         <w:tc>
           <w:tcPr>
-            <w:tcW w:type="dxa" w:w="1872"/>
+            <w:tcW w:type="dxa" w:w="1728"/>
             <w:vAlign w:val="center"/>
             <w:tcMar>
               <w:top w:w="85" w:type="dxa"/>
@@ -4966,7 +5192,39 @@
         </w:tc>
         <w:tc>
           <w:tcPr>
-            <w:tcW w:type="dxa" w:w="5040"/>
+            <w:tcW w:type="dxa" w:w="1512"/>
+            <w:vAlign w:val="center"/>
+            <w:tcMar>
+              <w:top w:w="85" w:type="dxa"/>
+              <w:left w:w="85" w:type="dxa"/>
+              <w:bottom w:w="85" w:type="dxa"/>
+              <w:right w:w="85" w:type="dxa"/>
+            </w:tcMar>
+            <w:tcBorders>
+              <w:top w:val="single" w:sz="4" w:color="D9D9D9"/>
+              <w:left w:val="single" w:sz="4" w:color="D9D9D9"/>
+              <w:bottom w:val="single" w:sz="4" w:color="D9D9D9"/>
+              <w:right w:val="single" w:sz="4" w:color="D9D9D9"/>
+            </w:tcBorders>
+          </w:tcPr>
+          <w:p>
+            <w:pPr>
+              <w:spacing w:after="40" w:before="40" w:line="240" w:lineRule="auto"/>
+            </w:pPr>
+            <w:r>
+              <w:rPr>
+                <w:rFonts w:ascii="Calibri" w:hAnsi="Calibri"/>
+                <w:b w:val="0"/>
+                <w:color w:val="000000"/>
+                <w:sz w:val="20"/>
+              </w:rPr>
+              <w:t>C04</w:t>
+            </w:r>
+          </w:p>
+        </w:tc>
+        <w:tc>
+          <w:tcPr>
+            <w:tcW w:type="dxa" w:w="4032"/>
             <w:vAlign w:val="center"/>
             <w:tcMar>
               <w:top w:w="85" w:type="dxa"/>
@@ -4998,7 +5256,7 @@
         </w:tc>
         <w:tc>
           <w:tcPr>
-            <w:tcW w:type="dxa" w:w="1728"/>
+            <w:tcW w:type="dxa" w:w="1368"/>
             <w:vAlign w:val="center"/>
             <w:tcMar>
               <w:top w:w="85" w:type="dxa"/>
@@ -5035,7 +5293,7 @@
         </w:trPr>
         <w:tc>
           <w:tcPr>
-            <w:tcW w:type="dxa" w:w="1872"/>
+            <w:tcW w:type="dxa" w:w="1728"/>
             <w:vAlign w:val="center"/>
             <w:tcMar>
               <w:top w:w="85" w:type="dxa"/>
@@ -5067,7 +5325,39 @@
         </w:tc>
         <w:tc>
           <w:tcPr>
-            <w:tcW w:type="dxa" w:w="5040"/>
+            <w:tcW w:type="dxa" w:w="1512"/>
+            <w:vAlign w:val="center"/>
+            <w:tcMar>
+              <w:top w:w="85" w:type="dxa"/>
+              <w:left w:w="85" w:type="dxa"/>
+              <w:bottom w:w="85" w:type="dxa"/>
+              <w:right w:w="85" w:type="dxa"/>
+            </w:tcMar>
+            <w:tcBorders>
+              <w:top w:val="single" w:sz="4" w:color="D9D9D9"/>
+              <w:left w:val="single" w:sz="4" w:color="D9D9D9"/>
+              <w:bottom w:val="single" w:sz="4" w:color="D9D9D9"/>
+              <w:right w:val="single" w:sz="4" w:color="D9D9D9"/>
+            </w:tcBorders>
+          </w:tcPr>
+          <w:p>
+            <w:pPr>
+              <w:spacing w:after="40" w:before="40" w:line="240" w:lineRule="auto"/>
+            </w:pPr>
+            <w:r>
+              <w:rPr>
+                <w:rFonts w:ascii="Calibri" w:hAnsi="Calibri"/>
+                <w:b w:val="0"/>
+                <w:color w:val="000000"/>
+                <w:sz w:val="20"/>
+              </w:rPr>
+              <w:t>C04</w:t>
+            </w:r>
+          </w:p>
+        </w:tc>
+        <w:tc>
+          <w:tcPr>
+            <w:tcW w:type="dxa" w:w="4032"/>
             <w:vAlign w:val="center"/>
             <w:tcMar>
               <w:top w:w="85" w:type="dxa"/>
@@ -5099,7 +5389,7 @@
         </w:tc>
         <w:tc>
           <w:tcPr>
-            <w:tcW w:type="dxa" w:w="1728"/>
+            <w:tcW w:type="dxa" w:w="1368"/>
             <w:vAlign w:val="center"/>
             <w:tcMar>
               <w:top w:w="85" w:type="dxa"/>
@@ -5136,7 +5426,7 @@
         </w:trPr>
         <w:tc>
           <w:tcPr>
-            <w:tcW w:type="dxa" w:w="1872"/>
+            <w:tcW w:type="dxa" w:w="1728"/>
             <w:vAlign w:val="center"/>
             <w:tcMar>
               <w:top w:w="85" w:type="dxa"/>
@@ -5168,7 +5458,39 @@
         </w:tc>
         <w:tc>
           <w:tcPr>
-            <w:tcW w:type="dxa" w:w="5040"/>
+            <w:tcW w:type="dxa" w:w="1512"/>
+            <w:vAlign w:val="center"/>
+            <w:tcMar>
+              <w:top w:w="85" w:type="dxa"/>
+              <w:left w:w="85" w:type="dxa"/>
+              <w:bottom w:w="85" w:type="dxa"/>
+              <w:right w:w="85" w:type="dxa"/>
+            </w:tcMar>
+            <w:tcBorders>
+              <w:top w:val="single" w:sz="4" w:color="D9D9D9"/>
+              <w:left w:val="single" w:sz="4" w:color="D9D9D9"/>
+              <w:bottom w:val="single" w:sz="4" w:color="D9D9D9"/>
+              <w:right w:val="single" w:sz="4" w:color="D9D9D9"/>
+            </w:tcBorders>
+          </w:tcPr>
+          <w:p>
+            <w:pPr>
+              <w:spacing w:after="40" w:before="40" w:line="240" w:lineRule="auto"/>
+            </w:pPr>
+            <w:r>
+              <w:rPr>
+                <w:rFonts w:ascii="Calibri" w:hAnsi="Calibri"/>
+                <w:b w:val="0"/>
+                <w:color w:val="000000"/>
+                <w:sz w:val="20"/>
+              </w:rPr>
+              <w:t>C03/C04</w:t>
+            </w:r>
+          </w:p>
+        </w:tc>
+        <w:tc>
+          <w:tcPr>
+            <w:tcW w:type="dxa" w:w="4032"/>
             <w:vAlign w:val="center"/>
             <w:tcMar>
               <w:top w:w="85" w:type="dxa"/>
@@ -5200,7 +5522,7 @@
         </w:tc>
         <w:tc>
           <w:tcPr>
-            <w:tcW w:type="dxa" w:w="1728"/>
+            <w:tcW w:type="dxa" w:w="1368"/>
             <w:vAlign w:val="center"/>
             <w:tcMar>
               <w:top w:w="85" w:type="dxa"/>
@@ -5237,7 +5559,7 @@
         </w:trPr>
         <w:tc>
           <w:tcPr>
-            <w:tcW w:type="dxa" w:w="1872"/>
+            <w:tcW w:type="dxa" w:w="1728"/>
             <w:vAlign w:val="center"/>
             <w:tcMar>
               <w:top w:w="85" w:type="dxa"/>
@@ -5269,7 +5591,39 @@
         </w:tc>
         <w:tc>
           <w:tcPr>
-            <w:tcW w:type="dxa" w:w="5040"/>
+            <w:tcW w:type="dxa" w:w="1512"/>
+            <w:vAlign w:val="center"/>
+            <w:tcMar>
+              <w:top w:w="85" w:type="dxa"/>
+              <w:left w:w="85" w:type="dxa"/>
+              <w:bottom w:w="85" w:type="dxa"/>
+              <w:right w:w="85" w:type="dxa"/>
+            </w:tcMar>
+            <w:tcBorders>
+              <w:top w:val="single" w:sz="4" w:color="D9D9D9"/>
+              <w:left w:val="single" w:sz="4" w:color="D9D9D9"/>
+              <w:bottom w:val="single" w:sz="4" w:color="D9D9D9"/>
+              <w:right w:val="single" w:sz="4" w:color="D9D9D9"/>
+            </w:tcBorders>
+          </w:tcPr>
+          <w:p>
+            <w:pPr>
+              <w:spacing w:after="40" w:before="40" w:line="240" w:lineRule="auto"/>
+            </w:pPr>
+            <w:r>
+              <w:rPr>
+                <w:rFonts w:ascii="Calibri" w:hAnsi="Calibri"/>
+                <w:b w:val="0"/>
+                <w:color w:val="000000"/>
+                <w:sz w:val="20"/>
+              </w:rPr>
+              <w:t>C03</w:t>
+            </w:r>
+          </w:p>
+        </w:tc>
+        <w:tc>
+          <w:tcPr>
+            <w:tcW w:type="dxa" w:w="4032"/>
             <w:vAlign w:val="center"/>
             <w:tcMar>
               <w:top w:w="85" w:type="dxa"/>
@@ -5301,7 +5655,7 @@
         </w:tc>
         <w:tc>
           <w:tcPr>
-            <w:tcW w:type="dxa" w:w="1728"/>
+            <w:tcW w:type="dxa" w:w="1368"/>
             <w:vAlign w:val="center"/>
             <w:tcMar>
               <w:top w:w="85" w:type="dxa"/>
@@ -5338,7 +5692,7 @@
         </w:trPr>
         <w:tc>
           <w:tcPr>
-            <w:tcW w:type="dxa" w:w="1872"/>
+            <w:tcW w:type="dxa" w:w="1728"/>
             <w:vAlign w:val="center"/>
             <w:tcMar>
               <w:top w:w="85" w:type="dxa"/>
@@ -5370,7 +5724,39 @@
         </w:tc>
         <w:tc>
           <w:tcPr>
-            <w:tcW w:type="dxa" w:w="5040"/>
+            <w:tcW w:type="dxa" w:w="1512"/>
+            <w:vAlign w:val="center"/>
+            <w:tcMar>
+              <w:top w:w="85" w:type="dxa"/>
+              <w:left w:w="85" w:type="dxa"/>
+              <w:bottom w:w="85" w:type="dxa"/>
+              <w:right w:w="85" w:type="dxa"/>
+            </w:tcMar>
+            <w:tcBorders>
+              <w:top w:val="single" w:sz="4" w:color="D9D9D9"/>
+              <w:left w:val="single" w:sz="4" w:color="D9D9D9"/>
+              <w:bottom w:val="single" w:sz="4" w:color="D9D9D9"/>
+              <w:right w:val="single" w:sz="4" w:color="D9D9D9"/>
+            </w:tcBorders>
+          </w:tcPr>
+          <w:p>
+            <w:pPr>
+              <w:spacing w:after="40" w:before="40" w:line="240" w:lineRule="auto"/>
+            </w:pPr>
+            <w:r>
+              <w:rPr>
+                <w:rFonts w:ascii="Calibri" w:hAnsi="Calibri"/>
+                <w:b w:val="0"/>
+                <w:color w:val="000000"/>
+                <w:sz w:val="20"/>
+              </w:rPr>
+              <w:t>C04</w:t>
+            </w:r>
+          </w:p>
+        </w:tc>
+        <w:tc>
+          <w:tcPr>
+            <w:tcW w:type="dxa" w:w="4032"/>
             <w:vAlign w:val="center"/>
             <w:tcMar>
               <w:top w:w="85" w:type="dxa"/>
@@ -5402,7 +5788,7 @@
         </w:tc>
         <w:tc>
           <w:tcPr>
-            <w:tcW w:type="dxa" w:w="1728"/>
+            <w:tcW w:type="dxa" w:w="1368"/>
             <w:vAlign w:val="center"/>
             <w:tcMar>
               <w:top w:w="85" w:type="dxa"/>
@@ -5439,7 +5825,7 @@
         </w:trPr>
         <w:tc>
           <w:tcPr>
-            <w:tcW w:type="dxa" w:w="1872"/>
+            <w:tcW w:type="dxa" w:w="1728"/>
             <w:vAlign w:val="center"/>
             <w:tcMar>
               <w:top w:w="85" w:type="dxa"/>
@@ -5471,7 +5857,39 @@
         </w:tc>
         <w:tc>
           <w:tcPr>
-            <w:tcW w:type="dxa" w:w="5040"/>
+            <w:tcW w:type="dxa" w:w="1512"/>
+            <w:vAlign w:val="center"/>
+            <w:tcMar>
+              <w:top w:w="85" w:type="dxa"/>
+              <w:left w:w="85" w:type="dxa"/>
+              <w:bottom w:w="85" w:type="dxa"/>
+              <w:right w:w="85" w:type="dxa"/>
+            </w:tcMar>
+            <w:tcBorders>
+              <w:top w:val="single" w:sz="4" w:color="D9D9D9"/>
+              <w:left w:val="single" w:sz="4" w:color="D9D9D9"/>
+              <w:bottom w:val="single" w:sz="4" w:color="D9D9D9"/>
+              <w:right w:val="single" w:sz="4" w:color="D9D9D9"/>
+            </w:tcBorders>
+          </w:tcPr>
+          <w:p>
+            <w:pPr>
+              <w:spacing w:after="40" w:before="40" w:line="240" w:lineRule="auto"/>
+            </w:pPr>
+            <w:r>
+              <w:rPr>
+                <w:rFonts w:ascii="Calibri" w:hAnsi="Calibri"/>
+                <w:b w:val="0"/>
+                <w:color w:val="000000"/>
+                <w:sz w:val="20"/>
+              </w:rPr>
+              <w:t>C03/C04</w:t>
+            </w:r>
+          </w:p>
+        </w:tc>
+        <w:tc>
+          <w:tcPr>
+            <w:tcW w:type="dxa" w:w="4032"/>
             <w:vAlign w:val="center"/>
             <w:tcMar>
               <w:top w:w="85" w:type="dxa"/>
@@ -5503,7 +5921,7 @@
         </w:tc>
         <w:tc>
           <w:tcPr>
-            <w:tcW w:type="dxa" w:w="1728"/>
+            <w:tcW w:type="dxa" w:w="1368"/>
             <w:vAlign w:val="center"/>
             <w:tcMar>
               <w:top w:w="85" w:type="dxa"/>
@@ -5540,7 +5958,7 @@
         </w:trPr>
         <w:tc>
           <w:tcPr>
-            <w:tcW w:type="dxa" w:w="1872"/>
+            <w:tcW w:type="dxa" w:w="1728"/>
             <w:vAlign w:val="center"/>
             <w:tcMar>
               <w:top w:w="85" w:type="dxa"/>
@@ -5572,7 +5990,39 @@
         </w:tc>
         <w:tc>
           <w:tcPr>
-            <w:tcW w:type="dxa" w:w="5040"/>
+            <w:tcW w:type="dxa" w:w="1512"/>
+            <w:vAlign w:val="center"/>
+            <w:tcMar>
+              <w:top w:w="85" w:type="dxa"/>
+              <w:left w:w="85" w:type="dxa"/>
+              <w:bottom w:w="85" w:type="dxa"/>
+              <w:right w:w="85" w:type="dxa"/>
+            </w:tcMar>
+            <w:tcBorders>
+              <w:top w:val="single" w:sz="4" w:color="D9D9D9"/>
+              <w:left w:val="single" w:sz="4" w:color="D9D9D9"/>
+              <w:bottom w:val="single" w:sz="4" w:color="D9D9D9"/>
+              <w:right w:val="single" w:sz="4" w:color="D9D9D9"/>
+            </w:tcBorders>
+          </w:tcPr>
+          <w:p>
+            <w:pPr>
+              <w:spacing w:after="40" w:before="40" w:line="240" w:lineRule="auto"/>
+            </w:pPr>
+            <w:r>
+              <w:rPr>
+                <w:rFonts w:ascii="Calibri" w:hAnsi="Calibri"/>
+                <w:b w:val="0"/>
+                <w:color w:val="000000"/>
+                <w:sz w:val="20"/>
+              </w:rPr>
+              <w:t>C01</w:t>
+            </w:r>
+          </w:p>
+        </w:tc>
+        <w:tc>
+          <w:tcPr>
+            <w:tcW w:type="dxa" w:w="4032"/>
             <w:vAlign w:val="center"/>
             <w:tcMar>
               <w:top w:w="85" w:type="dxa"/>
@@ -5604,7 +6054,7 @@
         </w:tc>
         <w:tc>
           <w:tcPr>
-            <w:tcW w:type="dxa" w:w="1728"/>
+            <w:tcW w:type="dxa" w:w="1368"/>
             <w:vAlign w:val="center"/>
             <w:tcMar>
               <w:top w:w="85" w:type="dxa"/>
@@ -5641,7 +6091,7 @@
         </w:trPr>
         <w:tc>
           <w:tcPr>
-            <w:tcW w:type="dxa" w:w="1872"/>
+            <w:tcW w:type="dxa" w:w="1728"/>
             <w:vAlign w:val="center"/>
             <w:tcMar>
               <w:top w:w="85" w:type="dxa"/>
@@ -5673,7 +6123,39 @@
         </w:tc>
         <w:tc>
           <w:tcPr>
-            <w:tcW w:type="dxa" w:w="5040"/>
+            <w:tcW w:type="dxa" w:w="1512"/>
+            <w:vAlign w:val="center"/>
+            <w:tcMar>
+              <w:top w:w="85" w:type="dxa"/>
+              <w:left w:w="85" w:type="dxa"/>
+              <w:bottom w:w="85" w:type="dxa"/>
+              <w:right w:w="85" w:type="dxa"/>
+            </w:tcMar>
+            <w:tcBorders>
+              <w:top w:val="single" w:sz="4" w:color="D9D9D9"/>
+              <w:left w:val="single" w:sz="4" w:color="D9D9D9"/>
+              <w:bottom w:val="single" w:sz="4" w:color="D9D9D9"/>
+              <w:right w:val="single" w:sz="4" w:color="D9D9D9"/>
+            </w:tcBorders>
+          </w:tcPr>
+          <w:p>
+            <w:pPr>
+              <w:spacing w:after="40" w:before="40" w:line="240" w:lineRule="auto"/>
+            </w:pPr>
+            <w:r>
+              <w:rPr>
+                <w:rFonts w:ascii="Calibri" w:hAnsi="Calibri"/>
+                <w:b w:val="0"/>
+                <w:color w:val="000000"/>
+                <w:sz w:val="20"/>
+              </w:rPr>
+              <w:t>C06</w:t>
+            </w:r>
+          </w:p>
+        </w:tc>
+        <w:tc>
+          <w:tcPr>
+            <w:tcW w:type="dxa" w:w="4032"/>
             <w:vAlign w:val="center"/>
             <w:tcMar>
               <w:top w:w="85" w:type="dxa"/>
@@ -5705,7 +6187,7 @@
         </w:tc>
         <w:tc>
           <w:tcPr>
-            <w:tcW w:type="dxa" w:w="1728"/>
+            <w:tcW w:type="dxa" w:w="1368"/>
             <w:vAlign w:val="center"/>
             <w:tcMar>
               <w:top w:w="85" w:type="dxa"/>
@@ -5742,7 +6224,7 @@
         </w:trPr>
         <w:tc>
           <w:tcPr>
-            <w:tcW w:type="dxa" w:w="1872"/>
+            <w:tcW w:type="dxa" w:w="1728"/>
             <w:vAlign w:val="center"/>
             <w:tcMar>
               <w:top w:w="85" w:type="dxa"/>
@@ -5774,7 +6256,39 @@
         </w:tc>
         <w:tc>
           <w:tcPr>
-            <w:tcW w:type="dxa" w:w="5040"/>
+            <w:tcW w:type="dxa" w:w="1512"/>
+            <w:vAlign w:val="center"/>
+            <w:tcMar>
+              <w:top w:w="85" w:type="dxa"/>
+              <w:left w:w="85" w:type="dxa"/>
+              <w:bottom w:w="85" w:type="dxa"/>
+              <w:right w:w="85" w:type="dxa"/>
+            </w:tcMar>
+            <w:tcBorders>
+              <w:top w:val="single" w:sz="4" w:color="D9D9D9"/>
+              <w:left w:val="single" w:sz="4" w:color="D9D9D9"/>
+              <w:bottom w:val="single" w:sz="4" w:color="D9D9D9"/>
+              <w:right w:val="single" w:sz="4" w:color="D9D9D9"/>
+            </w:tcBorders>
+          </w:tcPr>
+          <w:p>
+            <w:pPr>
+              <w:spacing w:after="40" w:before="40" w:line="240" w:lineRule="auto"/>
+            </w:pPr>
+            <w:r>
+              <w:rPr>
+                <w:rFonts w:ascii="Calibri" w:hAnsi="Calibri"/>
+                <w:b w:val="0"/>
+                <w:color w:val="000000"/>
+                <w:sz w:val="20"/>
+              </w:rPr>
+              <w:t>C07</w:t>
+            </w:r>
+          </w:p>
+        </w:tc>
+        <w:tc>
+          <w:tcPr>
+            <w:tcW w:type="dxa" w:w="4032"/>
             <w:vAlign w:val="center"/>
             <w:tcMar>
               <w:top w:w="85" w:type="dxa"/>
@@ -5806,7 +6320,7 @@
         </w:tc>
         <w:tc>
           <w:tcPr>
-            <w:tcW w:type="dxa" w:w="1728"/>
+            <w:tcW w:type="dxa" w:w="1368"/>
             <w:vAlign w:val="center"/>
             <w:tcMar>
               <w:top w:w="85" w:type="dxa"/>
@@ -5843,7 +6357,7 @@
         </w:trPr>
         <w:tc>
           <w:tcPr>
-            <w:tcW w:type="dxa" w:w="1872"/>
+            <w:tcW w:type="dxa" w:w="1728"/>
             <w:vAlign w:val="center"/>
             <w:tcMar>
               <w:top w:w="85" w:type="dxa"/>
@@ -5875,7 +6389,39 @@
         </w:tc>
         <w:tc>
           <w:tcPr>
-            <w:tcW w:type="dxa" w:w="5040"/>
+            <w:tcW w:type="dxa" w:w="1512"/>
+            <w:vAlign w:val="center"/>
+            <w:tcMar>
+              <w:top w:w="85" w:type="dxa"/>
+              <w:left w:w="85" w:type="dxa"/>
+              <w:bottom w:w="85" w:type="dxa"/>
+              <w:right w:w="85" w:type="dxa"/>
+            </w:tcMar>
+            <w:tcBorders>
+              <w:top w:val="single" w:sz="4" w:color="D9D9D9"/>
+              <w:left w:val="single" w:sz="4" w:color="D9D9D9"/>
+              <w:bottom w:val="single" w:sz="4" w:color="D9D9D9"/>
+              <w:right w:val="single" w:sz="4" w:color="D9D9D9"/>
+            </w:tcBorders>
+          </w:tcPr>
+          <w:p>
+            <w:pPr>
+              <w:spacing w:after="40" w:before="40" w:line="240" w:lineRule="auto"/>
+            </w:pPr>
+            <w:r>
+              <w:rPr>
+                <w:rFonts w:ascii="Calibri" w:hAnsi="Calibri"/>
+                <w:b w:val="0"/>
+                <w:color w:val="000000"/>
+                <w:sz w:val="20"/>
+              </w:rPr>
+              <w:t>C02</w:t>
+            </w:r>
+          </w:p>
+        </w:tc>
+        <w:tc>
+          <w:tcPr>
+            <w:tcW w:type="dxa" w:w="4032"/>
             <w:vAlign w:val="center"/>
             <w:tcMar>
               <w:top w:w="85" w:type="dxa"/>
@@ -5907,7 +6453,7 @@
         </w:tc>
         <w:tc>
           <w:tcPr>
-            <w:tcW w:type="dxa" w:w="1728"/>
+            <w:tcW w:type="dxa" w:w="1368"/>
             <w:vAlign w:val="center"/>
             <w:tcMar>
               <w:top w:w="85" w:type="dxa"/>
@@ -5944,7 +6490,7 @@
         </w:trPr>
         <w:tc>
           <w:tcPr>
-            <w:tcW w:type="dxa" w:w="1872"/>
+            <w:tcW w:type="dxa" w:w="1728"/>
             <w:vAlign w:val="center"/>
             <w:tcMar>
               <w:top w:w="85" w:type="dxa"/>
@@ -5976,7 +6522,39 @@
         </w:tc>
         <w:tc>
           <w:tcPr>
-            <w:tcW w:type="dxa" w:w="5040"/>
+            <w:tcW w:type="dxa" w:w="1512"/>
+            <w:vAlign w:val="center"/>
+            <w:tcMar>
+              <w:top w:w="85" w:type="dxa"/>
+              <w:left w:w="85" w:type="dxa"/>
+              <w:bottom w:w="85" w:type="dxa"/>
+              <w:right w:w="85" w:type="dxa"/>
+            </w:tcMar>
+            <w:tcBorders>
+              <w:top w:val="single" w:sz="4" w:color="D9D9D9"/>
+              <w:left w:val="single" w:sz="4" w:color="D9D9D9"/>
+              <w:bottom w:val="single" w:sz="4" w:color="D9D9D9"/>
+              <w:right w:val="single" w:sz="4" w:color="D9D9D9"/>
+            </w:tcBorders>
+          </w:tcPr>
+          <w:p>
+            <w:pPr>
+              <w:spacing w:after="40" w:before="40" w:line="240" w:lineRule="auto"/>
+            </w:pPr>
+            <w:r>
+              <w:rPr>
+                <w:rFonts w:ascii="Calibri" w:hAnsi="Calibri"/>
+                <w:b w:val="0"/>
+                <w:color w:val="000000"/>
+                <w:sz w:val="20"/>
+              </w:rPr>
+              <w:t>C01</w:t>
+            </w:r>
+          </w:p>
+        </w:tc>
+        <w:tc>
+          <w:tcPr>
+            <w:tcW w:type="dxa" w:w="4032"/>
             <w:vAlign w:val="center"/>
             <w:tcMar>
               <w:top w:w="85" w:type="dxa"/>
@@ -6008,7 +6586,7 @@
         </w:tc>
         <w:tc>
           <w:tcPr>
-            <w:tcW w:type="dxa" w:w="1728"/>
+            <w:tcW w:type="dxa" w:w="1368"/>
             <w:vAlign w:val="center"/>
             <w:tcMar>
               <w:top w:w="85" w:type="dxa"/>
@@ -6045,7 +6623,7 @@
         </w:trPr>
         <w:tc>
           <w:tcPr>
-            <w:tcW w:type="dxa" w:w="1872"/>
+            <w:tcW w:type="dxa" w:w="1728"/>
             <w:vAlign w:val="center"/>
             <w:tcMar>
               <w:top w:w="85" w:type="dxa"/>
@@ -6077,7 +6655,39 @@
         </w:tc>
         <w:tc>
           <w:tcPr>
-            <w:tcW w:type="dxa" w:w="5040"/>
+            <w:tcW w:type="dxa" w:w="1512"/>
+            <w:vAlign w:val="center"/>
+            <w:tcMar>
+              <w:top w:w="85" w:type="dxa"/>
+              <w:left w:w="85" w:type="dxa"/>
+              <w:bottom w:w="85" w:type="dxa"/>
+              <w:right w:w="85" w:type="dxa"/>
+            </w:tcMar>
+            <w:tcBorders>
+              <w:top w:val="single" w:sz="4" w:color="D9D9D9"/>
+              <w:left w:val="single" w:sz="4" w:color="D9D9D9"/>
+              <w:bottom w:val="single" w:sz="4" w:color="D9D9D9"/>
+              <w:right w:val="single" w:sz="4" w:color="D9D9D9"/>
+            </w:tcBorders>
+          </w:tcPr>
+          <w:p>
+            <w:pPr>
+              <w:spacing w:after="40" w:before="40" w:line="240" w:lineRule="auto"/>
+            </w:pPr>
+            <w:r>
+              <w:rPr>
+                <w:rFonts w:ascii="Calibri" w:hAnsi="Calibri"/>
+                <w:b w:val="0"/>
+                <w:color w:val="000000"/>
+                <w:sz w:val="20"/>
+              </w:rPr>
+              <w:t>C03/C04</w:t>
+            </w:r>
+          </w:p>
+        </w:tc>
+        <w:tc>
+          <w:tcPr>
+            <w:tcW w:type="dxa" w:w="4032"/>
             <w:vAlign w:val="center"/>
             <w:tcMar>
               <w:top w:w="85" w:type="dxa"/>
@@ -6109,7 +6719,7 @@
         </w:tc>
         <w:tc>
           <w:tcPr>
-            <w:tcW w:type="dxa" w:w="1728"/>
+            <w:tcW w:type="dxa" w:w="1368"/>
             <w:vAlign w:val="center"/>
             <w:tcMar>
               <w:top w:w="85" w:type="dxa"/>
@@ -6146,7 +6756,7 @@
         </w:trPr>
         <w:tc>
           <w:tcPr>
-            <w:tcW w:type="dxa" w:w="1872"/>
+            <w:tcW w:type="dxa" w:w="1728"/>
             <w:vAlign w:val="center"/>
             <w:tcMar>
               <w:top w:w="85" w:type="dxa"/>
@@ -6178,7 +6788,39 @@
         </w:tc>
         <w:tc>
           <w:tcPr>
-            <w:tcW w:type="dxa" w:w="5040"/>
+            <w:tcW w:type="dxa" w:w="1512"/>
+            <w:vAlign w:val="center"/>
+            <w:tcMar>
+              <w:top w:w="85" w:type="dxa"/>
+              <w:left w:w="85" w:type="dxa"/>
+              <w:bottom w:w="85" w:type="dxa"/>
+              <w:right w:w="85" w:type="dxa"/>
+            </w:tcMar>
+            <w:tcBorders>
+              <w:top w:val="single" w:sz="4" w:color="D9D9D9"/>
+              <w:left w:val="single" w:sz="4" w:color="D9D9D9"/>
+              <w:bottom w:val="single" w:sz="4" w:color="D9D9D9"/>
+              <w:right w:val="single" w:sz="4" w:color="D9D9D9"/>
+            </w:tcBorders>
+          </w:tcPr>
+          <w:p>
+            <w:pPr>
+              <w:spacing w:after="40" w:before="40" w:line="240" w:lineRule="auto"/>
+            </w:pPr>
+            <w:r>
+              <w:rPr>
+                <w:rFonts w:ascii="Calibri" w:hAnsi="Calibri"/>
+                <w:b w:val="0"/>
+                <w:color w:val="000000"/>
+                <w:sz w:val="20"/>
+              </w:rPr>
+              <w:t>C01-C08</w:t>
+            </w:r>
+          </w:p>
+        </w:tc>
+        <w:tc>
+          <w:tcPr>
+            <w:tcW w:type="dxa" w:w="4032"/>
             <w:vAlign w:val="center"/>
             <w:tcMar>
               <w:top w:w="85" w:type="dxa"/>
@@ -6210,7 +6852,7 @@
         </w:tc>
         <w:tc>
           <w:tcPr>
-            <w:tcW w:type="dxa" w:w="1728"/>
+            <w:tcW w:type="dxa" w:w="1368"/>
             <w:vAlign w:val="center"/>
             <w:tcMar>
               <w:top w:w="85" w:type="dxa"/>
@@ -6247,7 +6889,7 @@
         </w:trPr>
         <w:tc>
           <w:tcPr>
-            <w:tcW w:type="dxa" w:w="1872"/>
+            <w:tcW w:type="dxa" w:w="1728"/>
             <w:vAlign w:val="center"/>
             <w:tcMar>
               <w:top w:w="85" w:type="dxa"/>
@@ -6279,7 +6921,39 @@
         </w:tc>
         <w:tc>
           <w:tcPr>
-            <w:tcW w:type="dxa" w:w="5040"/>
+            <w:tcW w:type="dxa" w:w="1512"/>
+            <w:vAlign w:val="center"/>
+            <w:tcMar>
+              <w:top w:w="85" w:type="dxa"/>
+              <w:left w:w="85" w:type="dxa"/>
+              <w:bottom w:w="85" w:type="dxa"/>
+              <w:right w:w="85" w:type="dxa"/>
+            </w:tcMar>
+            <w:tcBorders>
+              <w:top w:val="single" w:sz="4" w:color="D9D9D9"/>
+              <w:left w:val="single" w:sz="4" w:color="D9D9D9"/>
+              <w:bottom w:val="single" w:sz="4" w:color="D9D9D9"/>
+              <w:right w:val="single" w:sz="4" w:color="D9D9D9"/>
+            </w:tcBorders>
+          </w:tcPr>
+          <w:p>
+            <w:pPr>
+              <w:spacing w:after="40" w:before="40" w:line="240" w:lineRule="auto"/>
+            </w:pPr>
+            <w:r>
+              <w:rPr>
+                <w:rFonts w:ascii="Calibri" w:hAnsi="Calibri"/>
+                <w:b w:val="0"/>
+                <w:color w:val="000000"/>
+                <w:sz w:val="20"/>
+              </w:rPr>
+              <w:t>C08</w:t>
+            </w:r>
+          </w:p>
+        </w:tc>
+        <w:tc>
+          <w:tcPr>
+            <w:tcW w:type="dxa" w:w="4032"/>
             <w:vAlign w:val="center"/>
             <w:tcMar>
               <w:top w:w="85" w:type="dxa"/>
@@ -6311,7 +6985,7 @@
         </w:tc>
         <w:tc>
           <w:tcPr>
-            <w:tcW w:type="dxa" w:w="1728"/>
+            <w:tcW w:type="dxa" w:w="1368"/>
             <w:vAlign w:val="center"/>
             <w:tcMar>
               <w:top w:w="85" w:type="dxa"/>
@@ -6348,7 +7022,7 @@
         </w:trPr>
         <w:tc>
           <w:tcPr>
-            <w:tcW w:type="dxa" w:w="1872"/>
+            <w:tcW w:type="dxa" w:w="1728"/>
             <w:vAlign w:val="center"/>
             <w:tcMar>
               <w:top w:w="85" w:type="dxa"/>
@@ -6380,7 +7054,39 @@
         </w:tc>
         <w:tc>
           <w:tcPr>
-            <w:tcW w:type="dxa" w:w="5040"/>
+            <w:tcW w:type="dxa" w:w="1512"/>
+            <w:vAlign w:val="center"/>
+            <w:tcMar>
+              <w:top w:w="85" w:type="dxa"/>
+              <w:left w:w="85" w:type="dxa"/>
+              <w:bottom w:w="85" w:type="dxa"/>
+              <w:right w:w="85" w:type="dxa"/>
+            </w:tcMar>
+            <w:tcBorders>
+              <w:top w:val="single" w:sz="4" w:color="D9D9D9"/>
+              <w:left w:val="single" w:sz="4" w:color="D9D9D9"/>
+              <w:bottom w:val="single" w:sz="4" w:color="D9D9D9"/>
+              <w:right w:val="single" w:sz="4" w:color="D9D9D9"/>
+            </w:tcBorders>
+          </w:tcPr>
+          <w:p>
+            <w:pPr>
+              <w:spacing w:after="40" w:before="40" w:line="240" w:lineRule="auto"/>
+            </w:pPr>
+            <w:r>
+              <w:rPr>
+                <w:rFonts w:ascii="Calibri" w:hAnsi="Calibri"/>
+                <w:b w:val="0"/>
+                <w:color w:val="000000"/>
+                <w:sz w:val="20"/>
+              </w:rPr>
+              <w:t>C05/C07/C08</w:t>
+            </w:r>
+          </w:p>
+        </w:tc>
+        <w:tc>
+          <w:tcPr>
+            <w:tcW w:type="dxa" w:w="4032"/>
             <w:vAlign w:val="center"/>
             <w:tcMar>
               <w:top w:w="85" w:type="dxa"/>
@@ -6412,7 +7118,7 @@
         </w:tc>
         <w:tc>
           <w:tcPr>
-            <w:tcW w:type="dxa" w:w="1728"/>
+            <w:tcW w:type="dxa" w:w="1368"/>
             <w:vAlign w:val="center"/>
             <w:tcMar>
               <w:top w:w="85" w:type="dxa"/>
@@ -6449,7 +7155,7 @@
         </w:trPr>
         <w:tc>
           <w:tcPr>
-            <w:tcW w:type="dxa" w:w="1872"/>
+            <w:tcW w:type="dxa" w:w="1728"/>
             <w:vAlign w:val="center"/>
             <w:tcMar>
               <w:top w:w="85" w:type="dxa"/>
@@ -6481,7 +7187,39 @@
         </w:tc>
         <w:tc>
           <w:tcPr>
-            <w:tcW w:type="dxa" w:w="5040"/>
+            <w:tcW w:type="dxa" w:w="1512"/>
+            <w:vAlign w:val="center"/>
+            <w:tcMar>
+              <w:top w:w="85" w:type="dxa"/>
+              <w:left w:w="85" w:type="dxa"/>
+              <w:bottom w:w="85" w:type="dxa"/>
+              <w:right w:w="85" w:type="dxa"/>
+            </w:tcMar>
+            <w:tcBorders>
+              <w:top w:val="single" w:sz="4" w:color="D9D9D9"/>
+              <w:left w:val="single" w:sz="4" w:color="D9D9D9"/>
+              <w:bottom w:val="single" w:sz="4" w:color="D9D9D9"/>
+              <w:right w:val="single" w:sz="4" w:color="D9D9D9"/>
+            </w:tcBorders>
+          </w:tcPr>
+          <w:p>
+            <w:pPr>
+              <w:spacing w:after="40" w:before="40" w:line="240" w:lineRule="auto"/>
+            </w:pPr>
+            <w:r>
+              <w:rPr>
+                <w:rFonts w:ascii="Calibri" w:hAnsi="Calibri"/>
+                <w:b w:val="0"/>
+                <w:color w:val="000000"/>
+                <w:sz w:val="20"/>
+              </w:rPr>
+              <w:t>C01</w:t>
+            </w:r>
+          </w:p>
+        </w:tc>
+        <w:tc>
+          <w:tcPr>
+            <w:tcW w:type="dxa" w:w="4032"/>
             <w:vAlign w:val="center"/>
             <w:tcMar>
               <w:top w:w="85" w:type="dxa"/>
@@ -6513,7 +7251,7 @@
         </w:tc>
         <w:tc>
           <w:tcPr>
-            <w:tcW w:type="dxa" w:w="1728"/>
+            <w:tcW w:type="dxa" w:w="1368"/>
             <w:vAlign w:val="center"/>
             <w:tcMar>
               <w:top w:w="85" w:type="dxa"/>
@@ -6550,7 +7288,7 @@
         </w:trPr>
         <w:tc>
           <w:tcPr>
-            <w:tcW w:type="dxa" w:w="1872"/>
+            <w:tcW w:type="dxa" w:w="1728"/>
             <w:vAlign w:val="center"/>
             <w:tcMar>
               <w:top w:w="85" w:type="dxa"/>
@@ -6582,7 +7320,39 @@
         </w:tc>
         <w:tc>
           <w:tcPr>
-            <w:tcW w:type="dxa" w:w="5040"/>
+            <w:tcW w:type="dxa" w:w="1512"/>
+            <w:vAlign w:val="center"/>
+            <w:tcMar>
+              <w:top w:w="85" w:type="dxa"/>
+              <w:left w:w="85" w:type="dxa"/>
+              <w:bottom w:w="85" w:type="dxa"/>
+              <w:right w:w="85" w:type="dxa"/>
+            </w:tcMar>
+            <w:tcBorders>
+              <w:top w:val="single" w:sz="4" w:color="D9D9D9"/>
+              <w:left w:val="single" w:sz="4" w:color="D9D9D9"/>
+              <w:bottom w:val="single" w:sz="4" w:color="D9D9D9"/>
+              <w:right w:val="single" w:sz="4" w:color="D9D9D9"/>
+            </w:tcBorders>
+          </w:tcPr>
+          <w:p>
+            <w:pPr>
+              <w:spacing w:after="40" w:before="40" w:line="240" w:lineRule="auto"/>
+            </w:pPr>
+            <w:r>
+              <w:rPr>
+                <w:rFonts w:ascii="Calibri" w:hAnsi="Calibri"/>
+                <w:b w:val="0"/>
+                <w:color w:val="000000"/>
+                <w:sz w:val="20"/>
+              </w:rPr>
+              <w:t>C01-C08</w:t>
+            </w:r>
+          </w:p>
+        </w:tc>
+        <w:tc>
+          <w:tcPr>
+            <w:tcW w:type="dxa" w:w="4032"/>
             <w:vAlign w:val="center"/>
             <w:tcMar>
               <w:top w:w="85" w:type="dxa"/>
@@ -6614,7 +7384,7 @@
         </w:tc>
         <w:tc>
           <w:tcPr>
-            <w:tcW w:type="dxa" w:w="1728"/>
+            <w:tcW w:type="dxa" w:w="1368"/>
             <w:vAlign w:val="center"/>
             <w:tcMar>
               <w:top w:w="85" w:type="dxa"/>
@@ -6651,7 +7421,7 @@
         </w:trPr>
         <w:tc>
           <w:tcPr>
-            <w:tcW w:type="dxa" w:w="1872"/>
+            <w:tcW w:type="dxa" w:w="1728"/>
             <w:vAlign w:val="center"/>
             <w:tcMar>
               <w:top w:w="85" w:type="dxa"/>
@@ -6683,7 +7453,39 @@
         </w:tc>
         <w:tc>
           <w:tcPr>
-            <w:tcW w:type="dxa" w:w="5040"/>
+            <w:tcW w:type="dxa" w:w="1512"/>
+            <w:vAlign w:val="center"/>
+            <w:tcMar>
+              <w:top w:w="85" w:type="dxa"/>
+              <w:left w:w="85" w:type="dxa"/>
+              <w:bottom w:w="85" w:type="dxa"/>
+              <w:right w:w="85" w:type="dxa"/>
+            </w:tcMar>
+            <w:tcBorders>
+              <w:top w:val="single" w:sz="4" w:color="D9D9D9"/>
+              <w:left w:val="single" w:sz="4" w:color="D9D9D9"/>
+              <w:bottom w:val="single" w:sz="4" w:color="D9D9D9"/>
+              <w:right w:val="single" w:sz="4" w:color="D9D9D9"/>
+            </w:tcBorders>
+          </w:tcPr>
+          <w:p>
+            <w:pPr>
+              <w:spacing w:after="40" w:before="40" w:line="240" w:lineRule="auto"/>
+            </w:pPr>
+            <w:r>
+              <w:rPr>
+                <w:rFonts w:ascii="Calibri" w:hAnsi="Calibri"/>
+                <w:b w:val="0"/>
+                <w:color w:val="000000"/>
+                <w:sz w:val="20"/>
+              </w:rPr>
+              <w:t>C07</w:t>
+            </w:r>
+          </w:p>
+        </w:tc>
+        <w:tc>
+          <w:tcPr>
+            <w:tcW w:type="dxa" w:w="4032"/>
             <w:vAlign w:val="center"/>
             <w:tcMar>
               <w:top w:w="85" w:type="dxa"/>
@@ -6715,7 +7517,7 @@
         </w:tc>
         <w:tc>
           <w:tcPr>
-            <w:tcW w:type="dxa" w:w="1728"/>
+            <w:tcW w:type="dxa" w:w="1368"/>
             <w:vAlign w:val="center"/>
             <w:tcMar>
               <w:top w:w="85" w:type="dxa"/>
@@ -6752,7 +7554,7 @@
         </w:trPr>
         <w:tc>
           <w:tcPr>
-            <w:tcW w:type="dxa" w:w="1872"/>
+            <w:tcW w:type="dxa" w:w="1728"/>
             <w:vAlign w:val="center"/>
             <w:tcMar>
               <w:top w:w="85" w:type="dxa"/>
@@ -6784,7 +7586,39 @@
         </w:tc>
         <w:tc>
           <w:tcPr>
-            <w:tcW w:type="dxa" w:w="5040"/>
+            <w:tcW w:type="dxa" w:w="1512"/>
+            <w:vAlign w:val="center"/>
+            <w:tcMar>
+              <w:top w:w="85" w:type="dxa"/>
+              <w:left w:w="85" w:type="dxa"/>
+              <w:bottom w:w="85" w:type="dxa"/>
+              <w:right w:w="85" w:type="dxa"/>
+            </w:tcMar>
+            <w:tcBorders>
+              <w:top w:val="single" w:sz="4" w:color="D9D9D9"/>
+              <w:left w:val="single" w:sz="4" w:color="D9D9D9"/>
+              <w:bottom w:val="single" w:sz="4" w:color="D9D9D9"/>
+              <w:right w:val="single" w:sz="4" w:color="D9D9D9"/>
+            </w:tcBorders>
+          </w:tcPr>
+          <w:p>
+            <w:pPr>
+              <w:spacing w:after="40" w:before="40" w:line="240" w:lineRule="auto"/>
+            </w:pPr>
+            <w:r>
+              <w:rPr>
+                <w:rFonts w:ascii="Calibri" w:hAnsi="Calibri"/>
+                <w:b w:val="0"/>
+                <w:color w:val="000000"/>
+                <w:sz w:val="20"/>
+              </w:rPr>
+              <w:t>C01/C02/C06</w:t>
+            </w:r>
+          </w:p>
+        </w:tc>
+        <w:tc>
+          <w:tcPr>
+            <w:tcW w:type="dxa" w:w="4032"/>
             <w:vAlign w:val="center"/>
             <w:tcMar>
               <w:top w:w="85" w:type="dxa"/>
@@ -6816,7 +7650,7 @@
         </w:tc>
         <w:tc>
           <w:tcPr>
-            <w:tcW w:type="dxa" w:w="1728"/>
+            <w:tcW w:type="dxa" w:w="1368"/>
             <w:vAlign w:val="center"/>
             <w:tcMar>
               <w:top w:w="85" w:type="dxa"/>
@@ -6853,7 +7687,7 @@
         </w:trPr>
         <w:tc>
           <w:tcPr>
-            <w:tcW w:type="dxa" w:w="1872"/>
+            <w:tcW w:type="dxa" w:w="1728"/>
             <w:vAlign w:val="center"/>
             <w:tcMar>
               <w:top w:w="85" w:type="dxa"/>
@@ -6885,7 +7719,39 @@
         </w:tc>
         <w:tc>
           <w:tcPr>
-            <w:tcW w:type="dxa" w:w="5040"/>
+            <w:tcW w:type="dxa" w:w="1512"/>
+            <w:vAlign w:val="center"/>
+            <w:tcMar>
+              <w:top w:w="85" w:type="dxa"/>
+              <w:left w:w="85" w:type="dxa"/>
+              <w:bottom w:w="85" w:type="dxa"/>
+              <w:right w:w="85" w:type="dxa"/>
+            </w:tcMar>
+            <w:tcBorders>
+              <w:top w:val="single" w:sz="4" w:color="D9D9D9"/>
+              <w:left w:val="single" w:sz="4" w:color="D9D9D9"/>
+              <w:bottom w:val="single" w:sz="4" w:color="D9D9D9"/>
+              <w:right w:val="single" w:sz="4" w:color="D9D9D9"/>
+            </w:tcBorders>
+          </w:tcPr>
+          <w:p>
+            <w:pPr>
+              <w:spacing w:after="40" w:before="40" w:line="240" w:lineRule="auto"/>
+            </w:pPr>
+            <w:r>
+              <w:rPr>
+                <w:rFonts w:ascii="Calibri" w:hAnsi="Calibri"/>
+                <w:b w:val="0"/>
+                <w:color w:val="000000"/>
+                <w:sz w:val="20"/>
+              </w:rPr>
+              <w:t>C02</w:t>
+            </w:r>
+          </w:p>
+        </w:tc>
+        <w:tc>
+          <w:tcPr>
+            <w:tcW w:type="dxa" w:w="4032"/>
             <w:vAlign w:val="center"/>
             <w:tcMar>
               <w:top w:w="85" w:type="dxa"/>
@@ -6917,7 +7783,7 @@
         </w:tc>
         <w:tc>
           <w:tcPr>
-            <w:tcW w:type="dxa" w:w="1728"/>
+            <w:tcW w:type="dxa" w:w="1368"/>
             <w:vAlign w:val="center"/>
             <w:tcMar>
               <w:top w:w="85" w:type="dxa"/>
@@ -6954,7 +7820,7 @@
         </w:trPr>
         <w:tc>
           <w:tcPr>
-            <w:tcW w:type="dxa" w:w="1872"/>
+            <w:tcW w:type="dxa" w:w="1728"/>
             <w:vAlign w:val="center"/>
             <w:tcMar>
               <w:top w:w="85" w:type="dxa"/>
@@ -6986,7 +7852,39 @@
         </w:tc>
         <w:tc>
           <w:tcPr>
-            <w:tcW w:type="dxa" w:w="5040"/>
+            <w:tcW w:type="dxa" w:w="1512"/>
+            <w:vAlign w:val="center"/>
+            <w:tcMar>
+              <w:top w:w="85" w:type="dxa"/>
+              <w:left w:w="85" w:type="dxa"/>
+              <w:bottom w:w="85" w:type="dxa"/>
+              <w:right w:w="85" w:type="dxa"/>
+            </w:tcMar>
+            <w:tcBorders>
+              <w:top w:val="single" w:sz="4" w:color="D9D9D9"/>
+              <w:left w:val="single" w:sz="4" w:color="D9D9D9"/>
+              <w:bottom w:val="single" w:sz="4" w:color="D9D9D9"/>
+              <w:right w:val="single" w:sz="4" w:color="D9D9D9"/>
+            </w:tcBorders>
+          </w:tcPr>
+          <w:p>
+            <w:pPr>
+              <w:spacing w:after="40" w:before="40" w:line="240" w:lineRule="auto"/>
+            </w:pPr>
+            <w:r>
+              <w:rPr>
+                <w:rFonts w:ascii="Calibri" w:hAnsi="Calibri"/>
+                <w:b w:val="0"/>
+                <w:color w:val="000000"/>
+                <w:sz w:val="20"/>
+              </w:rPr>
+              <w:t>C02</w:t>
+            </w:r>
+          </w:p>
+        </w:tc>
+        <w:tc>
+          <w:tcPr>
+            <w:tcW w:type="dxa" w:w="4032"/>
             <w:vAlign w:val="center"/>
             <w:tcMar>
               <w:top w:w="85" w:type="dxa"/>
@@ -7018,7 +7916,7 @@
         </w:tc>
         <w:tc>
           <w:tcPr>
-            <w:tcW w:type="dxa" w:w="1728"/>
+            <w:tcW w:type="dxa" w:w="1368"/>
             <w:vAlign w:val="center"/>
             <w:tcMar>
               <w:top w:w="85" w:type="dxa"/>
@@ -7055,7 +7953,7 @@
         </w:trPr>
         <w:tc>
           <w:tcPr>
-            <w:tcW w:type="dxa" w:w="1872"/>
+            <w:tcW w:type="dxa" w:w="1728"/>
             <w:vAlign w:val="center"/>
             <w:tcMar>
               <w:top w:w="85" w:type="dxa"/>
@@ -7087,7 +7985,39 @@
         </w:tc>
         <w:tc>
           <w:tcPr>
-            <w:tcW w:type="dxa" w:w="5040"/>
+            <w:tcW w:type="dxa" w:w="1512"/>
+            <w:vAlign w:val="center"/>
+            <w:tcMar>
+              <w:top w:w="85" w:type="dxa"/>
+              <w:left w:w="85" w:type="dxa"/>
+              <w:bottom w:w="85" w:type="dxa"/>
+              <w:right w:w="85" w:type="dxa"/>
+            </w:tcMar>
+            <w:tcBorders>
+              <w:top w:val="single" w:sz="4" w:color="D9D9D9"/>
+              <w:left w:val="single" w:sz="4" w:color="D9D9D9"/>
+              <w:bottom w:val="single" w:sz="4" w:color="D9D9D9"/>
+              <w:right w:val="single" w:sz="4" w:color="D9D9D9"/>
+            </w:tcBorders>
+          </w:tcPr>
+          <w:p>
+            <w:pPr>
+              <w:spacing w:after="40" w:before="40" w:line="240" w:lineRule="auto"/>
+            </w:pPr>
+            <w:r>
+              <w:rPr>
+                <w:rFonts w:ascii="Calibri" w:hAnsi="Calibri"/>
+                <w:b w:val="0"/>
+                <w:color w:val="000000"/>
+                <w:sz w:val="20"/>
+              </w:rPr>
+              <w:t>C03/C04/C05</w:t>
+            </w:r>
+          </w:p>
+        </w:tc>
+        <w:tc>
+          <w:tcPr>
+            <w:tcW w:type="dxa" w:w="4032"/>
             <w:vAlign w:val="center"/>
             <w:tcMar>
               <w:top w:w="85" w:type="dxa"/>
@@ -7119,7 +8049,7 @@
         </w:tc>
         <w:tc>
           <w:tcPr>
-            <w:tcW w:type="dxa" w:w="1728"/>
+            <w:tcW w:type="dxa" w:w="1368"/>
             <w:vAlign w:val="center"/>
             <w:tcMar>
               <w:top w:w="85" w:type="dxa"/>
@@ -7156,7 +8086,7 @@
         </w:trPr>
         <w:tc>
           <w:tcPr>
-            <w:tcW w:type="dxa" w:w="1872"/>
+            <w:tcW w:type="dxa" w:w="1728"/>
             <w:vAlign w:val="center"/>
             <w:tcMar>
               <w:top w:w="85" w:type="dxa"/>
@@ -7188,7 +8118,39 @@
         </w:tc>
         <w:tc>
           <w:tcPr>
-            <w:tcW w:type="dxa" w:w="5040"/>
+            <w:tcW w:type="dxa" w:w="1512"/>
+            <w:vAlign w:val="center"/>
+            <w:tcMar>
+              <w:top w:w="85" w:type="dxa"/>
+              <w:left w:w="85" w:type="dxa"/>
+              <w:bottom w:w="85" w:type="dxa"/>
+              <w:right w:w="85" w:type="dxa"/>
+            </w:tcMar>
+            <w:tcBorders>
+              <w:top w:val="single" w:sz="4" w:color="D9D9D9"/>
+              <w:left w:val="single" w:sz="4" w:color="D9D9D9"/>
+              <w:bottom w:val="single" w:sz="4" w:color="D9D9D9"/>
+              <w:right w:val="single" w:sz="4" w:color="D9D9D9"/>
+            </w:tcBorders>
+          </w:tcPr>
+          <w:p>
+            <w:pPr>
+              <w:spacing w:after="40" w:before="40" w:line="240" w:lineRule="auto"/>
+            </w:pPr>
+            <w:r>
+              <w:rPr>
+                <w:rFonts w:ascii="Calibri" w:hAnsi="Calibri"/>
+                <w:b w:val="0"/>
+                <w:color w:val="000000"/>
+                <w:sz w:val="20"/>
+              </w:rPr>
+              <w:t>C05/C07/C08</w:t>
+            </w:r>
+          </w:p>
+        </w:tc>
+        <w:tc>
+          <w:tcPr>
+            <w:tcW w:type="dxa" w:w="4032"/>
             <w:vAlign w:val="center"/>
             <w:tcMar>
               <w:top w:w="85" w:type="dxa"/>
@@ -7220,7 +8182,7 @@
         </w:tc>
         <w:tc>
           <w:tcPr>
-            <w:tcW w:type="dxa" w:w="1728"/>
+            <w:tcW w:type="dxa" w:w="1368"/>
             <w:vAlign w:val="center"/>
             <w:tcMar>
               <w:top w:w="85" w:type="dxa"/>
@@ -7257,7 +8219,7 @@
         </w:trPr>
         <w:tc>
           <w:tcPr>
-            <w:tcW w:type="dxa" w:w="1872"/>
+            <w:tcW w:type="dxa" w:w="1728"/>
             <w:vAlign w:val="center"/>
             <w:tcMar>
               <w:top w:w="85" w:type="dxa"/>
@@ -7289,7 +8251,39 @@
         </w:tc>
         <w:tc>
           <w:tcPr>
-            <w:tcW w:type="dxa" w:w="5040"/>
+            <w:tcW w:type="dxa" w:w="1512"/>
+            <w:vAlign w:val="center"/>
+            <w:tcMar>
+              <w:top w:w="85" w:type="dxa"/>
+              <w:left w:w="85" w:type="dxa"/>
+              <w:bottom w:w="85" w:type="dxa"/>
+              <w:right w:w="85" w:type="dxa"/>
+            </w:tcMar>
+            <w:tcBorders>
+              <w:top w:val="single" w:sz="4" w:color="D9D9D9"/>
+              <w:left w:val="single" w:sz="4" w:color="D9D9D9"/>
+              <w:bottom w:val="single" w:sz="4" w:color="D9D9D9"/>
+              <w:right w:val="single" w:sz="4" w:color="D9D9D9"/>
+            </w:tcBorders>
+          </w:tcPr>
+          <w:p>
+            <w:pPr>
+              <w:spacing w:after="40" w:before="40" w:line="240" w:lineRule="auto"/>
+            </w:pPr>
+            <w:r>
+              <w:rPr>
+                <w:rFonts w:ascii="Calibri" w:hAnsi="Calibri"/>
+                <w:b w:val="0"/>
+                <w:color w:val="000000"/>
+                <w:sz w:val="20"/>
+              </w:rPr>
+              <w:t>C02/C07</w:t>
+            </w:r>
+          </w:p>
+        </w:tc>
+        <w:tc>
+          <w:tcPr>
+            <w:tcW w:type="dxa" w:w="4032"/>
             <w:vAlign w:val="center"/>
             <w:tcMar>
               <w:top w:w="85" w:type="dxa"/>
@@ -7321,7 +8315,7 @@
         </w:tc>
         <w:tc>
           <w:tcPr>
-            <w:tcW w:type="dxa" w:w="1728"/>
+            <w:tcW w:type="dxa" w:w="1368"/>
             <w:vAlign w:val="center"/>
             <w:tcMar>
               <w:top w:w="85" w:type="dxa"/>
@@ -7358,7 +8352,7 @@
         </w:trPr>
         <w:tc>
           <w:tcPr>
-            <w:tcW w:type="dxa" w:w="1872"/>
+            <w:tcW w:type="dxa" w:w="1728"/>
             <w:vAlign w:val="center"/>
             <w:tcMar>
               <w:top w:w="85" w:type="dxa"/>
@@ -7390,7 +8384,39 @@
         </w:tc>
         <w:tc>
           <w:tcPr>
-            <w:tcW w:type="dxa" w:w="5040"/>
+            <w:tcW w:type="dxa" w:w="1512"/>
+            <w:vAlign w:val="center"/>
+            <w:tcMar>
+              <w:top w:w="85" w:type="dxa"/>
+              <w:left w:w="85" w:type="dxa"/>
+              <w:bottom w:w="85" w:type="dxa"/>
+              <w:right w:w="85" w:type="dxa"/>
+            </w:tcMar>
+            <w:tcBorders>
+              <w:top w:val="single" w:sz="4" w:color="D9D9D9"/>
+              <w:left w:val="single" w:sz="4" w:color="D9D9D9"/>
+              <w:bottom w:val="single" w:sz="4" w:color="D9D9D9"/>
+              <w:right w:val="single" w:sz="4" w:color="D9D9D9"/>
+            </w:tcBorders>
+          </w:tcPr>
+          <w:p>
+            <w:pPr>
+              <w:spacing w:after="40" w:before="40" w:line="240" w:lineRule="auto"/>
+            </w:pPr>
+            <w:r>
+              <w:rPr>
+                <w:rFonts w:ascii="Calibri" w:hAnsi="Calibri"/>
+                <w:b w:val="0"/>
+                <w:color w:val="000000"/>
+                <w:sz w:val="20"/>
+              </w:rPr>
+              <w:t>C02/C05</w:t>
+            </w:r>
+          </w:p>
+        </w:tc>
+        <w:tc>
+          <w:tcPr>
+            <w:tcW w:type="dxa" w:w="4032"/>
             <w:vAlign w:val="center"/>
             <w:tcMar>
               <w:top w:w="85" w:type="dxa"/>
@@ -7422,7 +8448,7 @@
         </w:tc>
         <w:tc>
           <w:tcPr>
-            <w:tcW w:type="dxa" w:w="1728"/>
+            <w:tcW w:type="dxa" w:w="1368"/>
             <w:vAlign w:val="center"/>
             <w:tcMar>
               <w:top w:w="85" w:type="dxa"/>
@@ -7767,7 +8793,7 @@
           <w:b w:val="0"/>
           <w:sz w:val="22"/>
         </w:rPr>
-        <w:t>Steps and data: Individually omit applicant name, coverage selection and each mandatory document, then submit.</w:t>
+        <w:t>Steps and data: Individually omit applicant name, contact email, coverage selection and each mandatory document, then submit.</w:t>
       </w:r>
     </w:p>
     <w:p>
@@ -8711,7 +9737,7 @@
           <w:b w:val="0"/>
           <w:sz w:val="22"/>
         </w:rPr>
-        <w:t>Steps and data: Self-approve assigned record; decide before Pending approval; decide terminal record again.</w:t>
+        <w:t>Steps and data: Self-approve assigned record; decide before Pending approval; send a new decision with a new idempotency key on a terminal record.</w:t>
       </w:r>
     </w:p>
     <w:p>
@@ -9260,7 +10286,7 @@
           <w:b w:val="0"/>
           <w:sz w:val="22"/>
         </w:rPr>
-        <w:t>Steps and data: Send concurrent identical requests with same key; reuse key with changed body; replay decision.</w:t>
+        <w:t>Steps and data: Send concurrent identical requests with the same key; reuse the key with a changed body; replay a completed decision with its original key and body.</w:t>
       </w:r>
     </w:p>
     <w:p>
@@ -11666,6 +12692,44 @@
           <w:b w:val="0"/>
           <w:sz w:val="22"/>
         </w:rPr>
+      </w:r>
+    </w:p>
+    <w:p>
+      <w:pPr>
+        <w:pStyle w:val="Heading2"/>
+        <w:keepNext/>
+      </w:pPr>
+      <w:r>
+        <w:rPr>
+          <w:color w:val="000000"/>
+        </w:rPr>
+        <w:t>15.1 Integration review record</w:t>
+      </w:r>
+    </w:p>
+    <w:p>
+      <w:pPr>
+        <w:spacing w:after="120" w:line="254" w:lineRule="auto"/>
+      </w:pPr>
+      <w:r>
+        <w:rPr>
+          <w:rFonts w:ascii="Calibri" w:hAnsi="Calibri"/>
+          <w:b w:val="0"/>
+          <w:sz w:val="22"/>
+        </w:rPr>
+        <w:t>The v1.1 RTM includes the same component identifiers as SAD section 3.4. Coverage is 31/31 requirements and 37/37 planned cases, with no orphan references. TC-004 now explicitly checks omitted contact email; TC-016 and TC-023 distinguish a forbidden new terminal decision from permitted idempotent replay. All software execution statuses remain Not run.</w:t>
+      </w:r>
+    </w:p>
+    <w:p>
+      <w:pPr>
+        <w:spacing w:after="120" w:line="254" w:lineRule="auto"/>
+      </w:pPr>
+      <w:r>
+        <w:rPr>
+          <w:rFonts w:ascii="Calibri" w:hAnsi="Calibri"/>
+          <w:b w:val="0"/>
+          <w:sz w:val="22"/>
+        </w:rPr>
+        <w:t>Integration prepared with AI assistance for Anuj Srijan on 12 October 2026. Stakeholder signatures are pending; no personal review approval is inferred from the Git author field.</w:t>
       </w:r>
     </w:p>
     <w:sectPr>
